--- a/Assignment 4 - Rama Mathur C52 - Spec.docx
+++ b/Assignment 4 - Rama Mathur C52 - Spec.docx
@@ -289,13 +289,9 @@
       </w:pPr>
       <w:r>
         <w:rPr>
-          <w:b/>
-          <w:color w:val="5337BD"/>
+          <w:sz w:val="16"/>
         </w:rPr>
-        <w:t xml:space="preserve">Validation  </w:t>
-      </w:r>
-      <w:r>
-        <w:t>Primary: blinded review of baseline versus retry on the targeted skill. Pilot targets: at least 3/5 PMs improve ≥1 point; 4/5 complete practice and find guidance actionable. User preference, repeat usage and willingness to pay remain hypotheses.</w:t>
+        <w:t>Validation  First GTM cohort: 10 PMs — Bhavana, Vivek, Srikanth, Naresh, Santosh (colleagues); Charith, Manav, Nikhil, Chinmay (HelloPM); Ratan (friend). Track completion and feedback separately. Primary: blinded baseline-to-retry assessment. Pilot targets: ≥3/5 improve ≥1 point; ≥4/5 finish practice and find feedback actionable.</w:t>
       </w:r>
     </w:p>
     <w:p>
